--- a/00-首页/题组Word/第一轮习题集/化学原理/沉淀溶解平衡习题集-教师版.docx
+++ b/00-首页/题组Word/第一轮习题集/化学原理/沉淀溶解平衡习题集-教师版.docx
@@ -7154,19 +7154,26 @@
           <w:numId w:val="1002"/>
         </w:numPr>
       </w:pPr>
-      <w:r>
-        <w:rPr>
-          <w:rFonts w:ascii="Times New Roman" w:hAnsi="Times New Roman" w:eastAsia="Times New Roman" w:cs="Times New Roman"/>
-        </w:rPr>
-        <w:t>PbI</w:t>
-      </w:r>
-      <w:r>
-        <w:rPr>
-          <w:rFonts w:ascii="Times New Roman" w:hAnsi="Times New Roman" w:eastAsia="Times New Roman" w:cs="Times New Roman"/>
-          <w:vertAlign w:val="subscript"/>
-        </w:rPr>
-        <w:t>2</w:t>
-      </w:r>
+      <m:oMath>
+        <m:r>
+          <m:t>P</m:t>
+        </m:r>
+        <m:r>
+          <m:t>b</m:t>
+        </m:r>
+        <m:sSub>
+          <m:e>
+            <m:r>
+              <m:t>I</m:t>
+            </m:r>
+          </m:e>
+          <m:sub>
+            <m:r>
+              <m:t>2</m:t>
+            </m:r>
+          </m:sub>
+        </m:sSub>
+      </m:oMath>
       <w:r>
         <w:rPr>
           <w:rFonts w:ascii="Times New Roman" w:hAnsi="Times New Roman" w:eastAsia="Times New Roman" w:cs="Times New Roman"/>
@@ -7268,19 +7275,40 @@
           <w:numId w:val="1002"/>
         </w:numPr>
       </w:pPr>
-      <w:r>
-        <w:rPr>
-          <w:rFonts w:ascii="Times New Roman" w:hAnsi="Times New Roman" w:eastAsia="Times New Roman" w:cs="Times New Roman"/>
-        </w:rPr>
-        <w:t>BaCrO</w:t>
-      </w:r>
-      <w:r>
-        <w:rPr>
-          <w:rFonts w:ascii="Times New Roman" w:hAnsi="Times New Roman" w:eastAsia="Times New Roman" w:cs="Times New Roman"/>
-          <w:vertAlign w:val="subscript"/>
-        </w:rPr>
-        <w:t>4</w:t>
-      </w:r>
+      <m:oMath>
+        <m:oMathPr>
+          <m:ctrlPr>
+            <w:rPr>
+              <w:sz w:val="28"/>
+              <w:szCs w:val="28"/>
+            </w:rPr>
+          </m:ctrlPr>
+        </m:oMathPr>
+        <m:r>
+          <m:t>B</m:t>
+        </m:r>
+        <m:r>
+          <m:t>a</m:t>
+        </m:r>
+        <m:r>
+          <m:t>C</m:t>
+        </m:r>
+        <m:r>
+          <m:t>r</m:t>
+        </m:r>
+        <m:sSub>
+          <m:e>
+            <m:r>
+              <m:t>O</m:t>
+            </m:r>
+          </m:e>
+          <m:sub>
+            <m:r>
+              <m:t>4</m:t>
+            </m:r>
+          </m:sub>
+        </m:sSub>
+      </m:oMath>
       <w:r>
         <w:rPr>
           <w:rFonts w:ascii="Times New Roman" w:hAnsi="Times New Roman" w:eastAsia="Times New Roman" w:cs="Times New Roman"/>
@@ -7851,19 +7879,7 @@
                     </m:fPr>
                     <m:num>
                       <m:r>
-                        <m:t>7</m:t>
-                      </m:r>
-                      <m:r>
-                        <m:rPr>
-                          <m:sty m:val="p"/>
-                        </m:rPr>
-                        <m:t>.</m:t>
-                      </m:r>
-                      <m:r>
-                        <m:t>6</m:t>
-                      </m:r>
-                      <m:r>
-                        <m:t>4</m:t>
+                        <m:t>7.64</m:t>
                       </m:r>
                       <m:r>
                         <m:rPr>
@@ -7871,13 +7887,10 @@
                         </m:rPr>
                         <m:t>×</m:t>
                       </m:r>
-                      <m:r>
-                        <m:t>1</m:t>
-                      </m:r>
                       <m:sSup>
                         <m:e>
                           <m:r>
-                            <m:t>0</m:t>
+                            <m:t>10</m:t>
                           </m:r>
                         </m:e>
                         <m:sup>
@@ -7899,21 +7912,12 @@
                         <m:t>×</m:t>
                       </m:r>
                       <m:r>
-                        <m:t>1</m:t>
-                      </m:r>
-                      <m:r>
-                        <m:t>0</m:t>
+                        <m:t>10</m:t>
                       </m:r>
                     </m:num>
                     <m:den>
                       <m:r>
-                        <m:t>4</m:t>
-                      </m:r>
-                      <m:r>
-                        <m:t>6</m:t>
-                      </m:r>
-                      <m:r>
-                        <m:t>1</m:t>
+                        <m:t>461</m:t>
                       </m:r>
                     </m:den>
                   </m:f>
@@ -7942,19 +7946,7 @@
             <m:t>=</m:t>
           </m:r>
           <m:r>
-            <m:t>1</m:t>
-          </m:r>
-          <m:r>
-            <m:rPr>
-              <m:sty m:val="p"/>
-            </m:rPr>
-            <m:t>.</m:t>
-          </m:r>
-          <m:r>
-            <m:t>8</m:t>
-          </m:r>
-          <m:r>
-            <m:t>2</m:t>
+            <m:t>1.82</m:t>
           </m:r>
           <m:r>
             <m:rPr>
@@ -7962,13 +7954,10 @@
             </m:rPr>
             <m:t>×</m:t>
           </m:r>
-          <m:r>
-            <m:t>1</m:t>
-          </m:r>
           <m:sSup>
             <m:e>
               <m:r>
-                <m:t>0</m:t>
+                <m:t>10</m:t>
               </m:r>
             </m:e>
             <m:sup>
@@ -8291,19 +8280,7 @@
                     </m:fPr>
                     <m:num>
                       <m:r>
-                        <m:t>2</m:t>
-                      </m:r>
-                      <m:r>
-                        <m:rPr>
-                          <m:sty m:val="p"/>
-                        </m:rPr>
-                        <m:t>.</m:t>
-                      </m:r>
-                      <m:r>
-                        <m:t>9</m:t>
-                      </m:r>
-                      <m:r>
-                        <m:t>1</m:t>
+                        <m:t>2.91</m:t>
                       </m:r>
                       <m:r>
                         <m:rPr>
@@ -8311,13 +8288,10 @@
                         </m:rPr>
                         <m:t>×</m:t>
                       </m:r>
-                      <m:r>
-                        <m:t>1</m:t>
-                      </m:r>
                       <m:sSup>
                         <m:e>
                           <m:r>
-                            <m:t>0</m:t>
+                            <m:t>10</m:t>
                           </m:r>
                         </m:e>
                         <m:sup>
@@ -8335,13 +8309,7 @@
                     </m:num>
                     <m:den>
                       <m:r>
-                        <m:t>2</m:t>
-                      </m:r>
-                      <m:r>
-                        <m:t>5</m:t>
-                      </m:r>
-                      <m:r>
-                        <m:t>3</m:t>
+                        <m:t>253</m:t>
                       </m:r>
                     </m:den>
                   </m:f>
@@ -8361,19 +8329,7 @@
             <m:t>=</m:t>
           </m:r>
           <m:r>
-            <m:t>1</m:t>
-          </m:r>
-          <m:r>
-            <m:rPr>
-              <m:sty m:val="p"/>
-            </m:rPr>
-            <m:t>.</m:t>
-          </m:r>
-          <m:r>
-            <m:t>3</m:t>
-          </m:r>
-          <m:r>
-            <m:t>2</m:t>
+            <m:t>1.32</m:t>
           </m:r>
           <m:r>
             <m:rPr>
@@ -8381,13 +8337,10 @@
             </m:rPr>
             <m:t>×</m:t>
           </m:r>
-          <m:r>
-            <m:t>1</m:t>
-          </m:r>
           <m:sSup>
             <m:e>
               <m:r>
-                <m:t>0</m:t>
+                <m:t>10</m:t>
               </m:r>
             </m:e>
             <m:sup>
@@ -8398,10 +8351,7 @@
                 <m:t>−</m:t>
               </m:r>
               <m:r>
-                <m:t>1</m:t>
-              </m:r>
-              <m:r>
-                <m:t>0</m:t>
+                <m:t>10</m:t>
               </m:r>
             </m:sup>
           </m:sSup>
@@ -9658,19 +9608,7 @@
             <m:deg/>
             <m:e>
               <m:r>
-                <m:t>2</m:t>
-              </m:r>
-              <m:r>
-                <m:rPr>
-                  <m:sty m:val="p"/>
-                </m:rPr>
-                <m:t>.</m:t>
-              </m:r>
-              <m:r>
-                <m:t>5</m:t>
-              </m:r>
-              <m:r>
-                <m:t>8</m:t>
+                <m:t>2.58</m:t>
               </m:r>
               <m:r>
                 <m:rPr>
@@ -9678,13 +9616,10 @@
                 </m:rPr>
                 <m:t>×</m:t>
               </m:r>
-              <m:r>
-                <m:t>1</m:t>
-              </m:r>
               <m:sSup>
                 <m:e>
                   <m:r>
-                    <m:t>0</m:t>
+                    <m:t>10</m:t>
                   </m:r>
                 </m:e>
                 <m:sup>
@@ -9708,16 +9643,7 @@
             <m:t>=</m:t>
           </m:r>
           <m:r>
-            <m:t>5</m:t>
-          </m:r>
-          <m:r>
-            <m:rPr>
-              <m:sty m:val="p"/>
-            </m:rPr>
-            <m:t>.</m:t>
-          </m:r>
-          <m:r>
-            <m:t>1</m:t>
+            <m:t>5.1</m:t>
           </m:r>
           <m:r>
             <m:rPr>
@@ -9725,13 +9651,10 @@
             </m:rPr>
             <m:t>×</m:t>
           </m:r>
-          <m:r>
-            <m:t>1</m:t>
-          </m:r>
           <m:sSup>
             <m:e>
               <m:r>
-                <m:t>0</m:t>
+                <m:t>10</m:t>
               </m:r>
             </m:e>
             <m:sup>
@@ -9765,16 +9688,7 @@
             <m:t>=</m:t>
           </m:r>
           <m:r>
-            <m:t>5</m:t>
-          </m:r>
-          <m:r>
-            <m:rPr>
-              <m:sty m:val="p"/>
-            </m:rPr>
-            <m:t>.</m:t>
-          </m:r>
-          <m:r>
-            <m:t>1</m:t>
+            <m:t>5.1</m:t>
           </m:r>
           <m:r>
             <m:rPr>
@@ -9782,13 +9696,10 @@
             </m:rPr>
             <m:t>×</m:t>
           </m:r>
-          <m:r>
-            <m:t>1</m:t>
-          </m:r>
           <m:sSup>
             <m:e>
               <m:r>
-                <m:t>0</m:t>
+                <m:t>10</m:t>
               </m:r>
             </m:e>
             <m:sup>
@@ -9882,16 +9793,7 @@
             <m:t>=</m:t>
           </m:r>
           <m:r>
-            <m:t>5</m:t>
-          </m:r>
-          <m:r>
-            <m:rPr>
-              <m:sty m:val="p"/>
-            </m:rPr>
-            <m:t>.</m:t>
-          </m:r>
-          <m:r>
-            <m:t>1</m:t>
+            <m:t>5.1</m:t>
           </m:r>
           <m:r>
             <m:rPr>
@@ -9899,13 +9801,10 @@
             </m:rPr>
             <m:t>×</m:t>
           </m:r>
-          <m:r>
-            <m:t>1</m:t>
-          </m:r>
           <m:sSup>
             <m:e>
               <m:r>
-                <m:t>0</m:t>
+                <m:t>10</m:t>
               </m:r>
             </m:e>
             <m:sup>
@@ -9978,22 +9877,7 @@
             <m:t>×</m:t>
           </m:r>
           <m:r>
-            <m:t>1</m:t>
-          </m:r>
-          <m:r>
-            <m:t>9</m:t>
-          </m:r>
-          <m:r>
-            <m:t>7</m:t>
-          </m:r>
-          <m:r>
-            <m:rPr>
-              <m:sty m:val="p"/>
-            </m:rPr>
-            <m:t>.</m:t>
-          </m:r>
-          <m:r>
-            <m:t>3</m:t>
+            <m:t>197.3</m:t>
           </m:r>
           <m:r>
             <m:rPr>
@@ -10052,13 +9936,7 @@
             </m:fPr>
             <m:num>
               <m:r>
-                <m:t>1</m:t>
-              </m:r>
-              <m:r>
-                <m:t>0</m:t>
-              </m:r>
-              <m:r>
-                <m:t>0</m:t>
+                <m:t>100</m:t>
               </m:r>
               <m:r>
                 <m:rPr>
@@ -10069,16 +9947,7 @@
             </m:num>
             <m:den>
               <m:r>
-                <m:t>1</m:t>
-              </m:r>
-              <m:r>
-                <m:t>0</m:t>
-              </m:r>
-              <m:r>
-                <m:t>0</m:t>
-              </m:r>
-              <m:r>
-                <m:t>0</m:t>
+                <m:t>1000</m:t>
               </m:r>
               <m:r>
                 <m:rPr>
@@ -10128,16 +9997,7 @@
             <m:t>=</m:t>
           </m:r>
           <m:r>
-            <m:t>1</m:t>
-          </m:r>
-          <m:r>
-            <m:rPr>
-              <m:sty m:val="p"/>
-            </m:rPr>
-            <m:t>.</m:t>
-          </m:r>
-          <m:r>
-            <m:t>0</m:t>
+            <m:t>1.0</m:t>
           </m:r>
           <m:r>
             <m:rPr>
@@ -10145,13 +10005,10 @@
             </m:rPr>
             <m:t>×</m:t>
           </m:r>
-          <m:r>
-            <m:t>1</m:t>
-          </m:r>
           <m:sSup>
             <m:e>
               <m:r>
-                <m:t>0</m:t>
+                <m:t>10</m:t>
               </m:r>
             </m:e>
             <m:sup>
@@ -10311,16 +10168,7 @@
                 </m:fPr>
                 <m:num>
                   <m:r>
-                    <m:t>3</m:t>
-                  </m:r>
-                  <m:r>
-                    <m:rPr>
-                      <m:sty m:val="p"/>
-                    </m:rPr>
-                    <m:t>.</m:t>
-                  </m:r>
-                  <m:r>
-                    <m:t>3</m:t>
+                    <m:t>3.3</m:t>
                   </m:r>
                   <m:r>
                     <m:rPr>
@@ -10328,13 +10176,10 @@
                     </m:rPr>
                     <m:t>×</m:t>
                   </m:r>
-                  <m:r>
-                    <m:t>1</m:t>
-                  </m:r>
                   <m:sSup>
                     <m:e>
                       <m:r>
-                        <m:t>0</m:t>
+                        <m:t>10</m:t>
                       </m:r>
                     </m:e>
                     <m:sup>
@@ -10365,16 +10210,7 @@
             <m:t>=</m:t>
           </m:r>
           <m:r>
-            <m:t>2</m:t>
-          </m:r>
-          <m:r>
-            <m:rPr>
-              <m:sty m:val="p"/>
-            </m:rPr>
-            <m:t>.</m:t>
-          </m:r>
-          <m:r>
-            <m:t>0</m:t>
+            <m:t>2.0</m:t>
           </m:r>
           <m:r>
             <m:rPr>
@@ -10382,13 +10218,10 @@
             </m:rPr>
             <m:t>×</m:t>
           </m:r>
-          <m:r>
-            <m:t>1</m:t>
-          </m:r>
           <m:sSup>
             <m:e>
               <m:r>
-                <m:t>0</m:t>
+                <m:t>10</m:t>
               </m:r>
             </m:e>
             <m:sup>
@@ -10422,16 +10255,7 @@
             <m:t>=</m:t>
           </m:r>
           <m:r>
-            <m:t>2</m:t>
-          </m:r>
-          <m:r>
-            <m:rPr>
-              <m:sty m:val="p"/>
-            </m:rPr>
-            <m:t>.</m:t>
-          </m:r>
-          <m:r>
-            <m:t>0</m:t>
+            <m:t>2.0</m:t>
           </m:r>
           <m:r>
             <m:rPr>
@@ -10439,13 +10263,10 @@
             </m:rPr>
             <m:t>×</m:t>
           </m:r>
-          <m:r>
-            <m:t>1</m:t>
-          </m:r>
           <m:sSup>
             <m:e>
               <m:r>
-                <m:t>0</m:t>
+                <m:t>10</m:t>
               </m:r>
             </m:e>
             <m:sup>
@@ -10593,10 +10414,7 @@
             <m:t>=</m:t>
           </m:r>
           <m:r>
-            <m:t>2</m:t>
-          </m:r>
-          <m:r>
-            <m:t>7</m:t>
+            <m:t>27</m:t>
           </m:r>
           <m:sSup>
             <m:e>
@@ -10664,10 +10482,7 @@
                 </m:num>
                 <m:den>
                   <m:r>
-                    <m:t>2</m:t>
-                  </m:r>
-                  <m:r>
-                    <m:t>7</m:t>
+                    <m:t>27</m:t>
                   </m:r>
                 </m:den>
               </m:f>
@@ -10692,16 +10507,7 @@
                 </m:fPr>
                 <m:num>
                   <m:r>
-                    <m:t>9</m:t>
-                  </m:r>
-                  <m:r>
-                    <m:rPr>
-                      <m:sty m:val="p"/>
-                    </m:rPr>
-                    <m:t>.</m:t>
-                  </m:r>
-                  <m:r>
-                    <m:t>8</m:t>
+                    <m:t>9.8</m:t>
                   </m:r>
                   <m:r>
                     <m:rPr>
@@ -10709,13 +10515,10 @@
                     </m:rPr>
                     <m:t>×</m:t>
                   </m:r>
-                  <m:r>
-                    <m:t>1</m:t>
-                  </m:r>
                   <m:sSup>
                     <m:e>
                       <m:r>
-                        <m:t>0</m:t>
+                        <m:t>10</m:t>
                       </m:r>
                     </m:e>
                     <m:sup>
@@ -10726,20 +10529,14 @@
                         <m:t>−</m:t>
                       </m:r>
                       <m:r>
-                        <m:t>2</m:t>
-                      </m:r>
-                      <m:r>
-                        <m:t>6</m:t>
+                        <m:t>26</m:t>
                       </m:r>
                     </m:sup>
                   </m:sSup>
                 </m:num>
                 <m:den>
                   <m:r>
-                    <m:t>2</m:t>
-                  </m:r>
-                  <m:r>
-                    <m:t>7</m:t>
+                    <m:t>27</m:t>
                   </m:r>
                 </m:den>
               </m:f>
@@ -10752,16 +10549,7 @@
             <m:t>=</m:t>
           </m:r>
           <m:r>
-            <m:t>2</m:t>
-          </m:r>
-          <m:r>
-            <m:rPr>
-              <m:sty m:val="p"/>
-            </m:rPr>
-            <m:t>.</m:t>
-          </m:r>
-          <m:r>
-            <m:t>5</m:t>
+            <m:t>2.5</m:t>
           </m:r>
           <m:r>
             <m:rPr>
@@ -10769,13 +10557,10 @@
             </m:rPr>
             <m:t>×</m:t>
           </m:r>
-          <m:r>
-            <m:t>1</m:t>
-          </m:r>
           <m:sSup>
             <m:e>
               <m:r>
-                <m:t>0</m:t>
+                <m:t>10</m:t>
               </m:r>
             </m:e>
             <m:sup>
@@ -10809,16 +10594,7 @@
             <m:t>=</m:t>
           </m:r>
           <m:r>
-            <m:t>2</m:t>
-          </m:r>
-          <m:r>
-            <m:rPr>
-              <m:sty m:val="p"/>
-            </m:rPr>
-            <m:t>.</m:t>
-          </m:r>
-          <m:r>
-            <m:t>5</m:t>
+            <m:t>2.5</m:t>
           </m:r>
           <m:r>
             <m:rPr>
@@ -10826,13 +10602,10 @@
             </m:rPr>
             <m:t>×</m:t>
           </m:r>
-          <m:r>
-            <m:t>1</m:t>
-          </m:r>
           <m:sSup>
             <m:e>
               <m:r>
-                <m:t>0</m:t>
+                <m:t>10</m:t>
               </m:r>
             </m:e>
             <m:sup>
@@ -60854,7 +60627,7 @@
     <ns0:name ns0:val="Verbatim Char"/>
     <ns0:basedOn ns0:val="BodyTextChar"/>
     <ns0:rPr>
-      <ns0:rFonts ns0:ascii="Times New Roman" ns0:cs="Times New Roman" ns0:eastAsia="FangSong" ns0:hAnsi="Times New Roman"/>
+      <ns0:rFonts ns0:ascii="SimSun" ns0:cs="SimSun" ns0:eastAsia="SimSun" ns0:hAnsi="SimSun"/>
       <ns0:b ns0:val="0"/>
       <ns0:sz ns0:val="20"/>
     </ns0:rPr>
@@ -60908,7 +60681,7 @@
       <w:wordWrap w:val="off"/>
     </w:pPr>
     <ns0:rPr>
-      <w:rFonts ns0:ascii="Times New Roman" ns0:hAnsi="Times New Roman" ns0:eastAsia="FangSong" ns0:cs="Times New Roman"/>
+      <w:rFonts ns0:ascii="SimSun" ns0:hAnsi="SimSun" ns0:eastAsia="SimSun" ns0:cs="SimSun"/>
     </ns0:rPr>
   </w:style>
   <w:style w:type="character" w:customStyle="1" w:styleId="KeywordTok">

--- a/00-首页/题组Word/第一轮习题集/化学原理/沉淀溶解平衡习题集-教师版.docx
+++ b/00-首页/题组Word/第一轮习题集/化学原理/沉淀溶解平衡习题集-教师版.docx
@@ -42270,12 +42270,53 @@
     <w:p>
       <w:pPr>
         <w:pStyle w:val="BodyText"/>
+        <w:ind w:left="480" w:hanging="480"/>
+        <w:spacing w:after="0"/>
       </w:pPr>
       <w:r>
         <w:rPr>
           <w:rFonts w:ascii="Times New Roman" w:hAnsi="Times New Roman" w:eastAsia="Times New Roman" w:cs="Times New Roman"/>
         </w:rPr>
-        <w:t xml:space="preserve">A. 0.51　B. 0.72　C. 0.13　D. 0.45</w:t>
+        <w:t xml:space="preserve">A. 0.51　</w:t>
+      </w:r>
+    </w:p>
+    <w:p>
+      <w:pPr>
+        <w:pStyle w:val="BodyText"/>
+        <w:ind w:left="480" w:hanging="480"/>
+        <w:spacing w:before="0" w:after="0"/>
+      </w:pPr>
+      <w:r>
+        <w:rPr>
+          <w:rFonts w:ascii="Times New Roman" w:hAnsi="Times New Roman" w:eastAsia="Times New Roman" w:cs="Times New Roman"/>
+        </w:rPr>
+        <w:t xml:space="preserve">B. 0.72　</w:t>
+      </w:r>
+    </w:p>
+    <w:p>
+      <w:pPr>
+        <w:pStyle w:val="BodyText"/>
+        <w:ind w:left="480" w:hanging="480"/>
+        <w:spacing w:before="0" w:after="0"/>
+      </w:pPr>
+      <w:r>
+        <w:rPr>
+          <w:rFonts w:ascii="Times New Roman" w:hAnsi="Times New Roman" w:eastAsia="Times New Roman" w:cs="Times New Roman"/>
+        </w:rPr>
+        <w:t xml:space="preserve">C. 0.13　</w:t>
+      </w:r>
+    </w:p>
+    <w:p>
+      <w:pPr>
+        <w:pStyle w:val="BodyText"/>
+        <w:ind w:left="480" w:hanging="480"/>
+        <w:spacing w:before="0" w:after="180"/>
+      </w:pPr>
+      <w:r>
+        <w:rPr>
+          <w:rFonts w:ascii="Times New Roman" w:hAnsi="Times New Roman" w:eastAsia="Times New Roman" w:cs="Times New Roman"/>
+        </w:rPr>
+        <w:t xml:space="preserve">D. 0.45</w:t>
       </w:r>
     </w:p>
     <w:p>
@@ -44187,6 +44228,8 @@
     <w:p>
       <w:pPr>
         <w:pStyle w:val="BodyText"/>
+        <w:ind w:left="480" w:hanging="480"/>
+        <w:spacing w:after="0"/>
       </w:pPr>
       <w:r>
         <w:rPr>
@@ -44226,7 +44269,20 @@
         <w:rPr>
           <w:rFonts w:ascii="Times New Roman" w:hAnsi="Times New Roman" w:eastAsia="Times New Roman" w:cs="Times New Roman"/>
         </w:rPr>
-        <w:t xml:space="preserve">　B.</w:t>
+        <w:t xml:space="preserve">　</w:t>
+      </w:r>
+    </w:p>
+    <w:p>
+      <w:pPr>
+        <w:pStyle w:val="BodyText"/>
+        <w:ind w:left="480" w:hanging="480"/>
+        <w:spacing w:before="0" w:after="0"/>
+      </w:pPr>
+      <w:r>
+        <w:rPr>
+          <w:rFonts w:ascii="Times New Roman" w:hAnsi="Times New Roman" w:eastAsia="Times New Roman" w:cs="Times New Roman"/>
+        </w:rPr>
+        <w:t xml:space="preserve">B.</w:t>
       </w:r>
       <w:r>
         <w:rPr>
@@ -44260,7 +44316,20 @@
         <w:rPr>
           <w:rFonts w:ascii="Times New Roman" w:hAnsi="Times New Roman" w:eastAsia="Times New Roman" w:cs="Times New Roman"/>
         </w:rPr>
-        <w:t xml:space="preserve">　C.</w:t>
+        <w:t xml:space="preserve">　</w:t>
+      </w:r>
+    </w:p>
+    <w:p>
+      <w:pPr>
+        <w:pStyle w:val="BodyText"/>
+        <w:ind w:left="480" w:hanging="480"/>
+        <w:spacing w:before="0" w:after="0"/>
+      </w:pPr>
+      <w:r>
+        <w:rPr>
+          <w:rFonts w:ascii="Times New Roman" w:hAnsi="Times New Roman" w:eastAsia="Times New Roman" w:cs="Times New Roman"/>
+        </w:rPr>
+        <w:t xml:space="preserve">C.</w:t>
       </w:r>
       <w:r>
         <w:rPr>
@@ -44300,7 +44369,20 @@
         <w:rPr>
           <w:rFonts w:ascii="Times New Roman" w:hAnsi="Times New Roman" w:eastAsia="Times New Roman" w:cs="Times New Roman"/>
         </w:rPr>
-        <w:t xml:space="preserve">　D.</w:t>
+        <w:t xml:space="preserve">　</w:t>
+      </w:r>
+    </w:p>
+    <w:p>
+      <w:pPr>
+        <w:pStyle w:val="BodyText"/>
+        <w:ind w:left="480" w:hanging="480"/>
+        <w:spacing w:before="0" w:after="180"/>
+      </w:pPr>
+      <w:r>
+        <w:rPr>
+          <w:rFonts w:ascii="Times New Roman" w:hAnsi="Times New Roman" w:eastAsia="Times New Roman" w:cs="Times New Roman"/>
+        </w:rPr>
+        <w:t xml:space="preserve">D.</w:t>
       </w:r>
       <w:r>
         <w:rPr>
@@ -48168,6 +48250,8 @@
     <w:p>
       <w:pPr>
         <w:pStyle w:val="BodyText"/>
+        <w:ind w:left="480" w:hanging="480"/>
+        <w:spacing w:after="0"/>
       </w:pPr>
       <w:r>
         <w:rPr>
@@ -48216,7 +48300,20 @@
         <w:rPr>
           <w:rFonts w:ascii="Times New Roman" w:hAnsi="Times New Roman" w:eastAsia="Times New Roman" w:cs="Times New Roman"/>
         </w:rPr>
-        <w:t xml:space="preserve">　B.</w:t>
+        <w:t xml:space="preserve">　</w:t>
+      </w:r>
+    </w:p>
+    <w:p>
+      <w:pPr>
+        <w:pStyle w:val="BodyText"/>
+        <w:ind w:left="480" w:hanging="480"/>
+        <w:spacing w:before="0" w:after="0"/>
+      </w:pPr>
+      <w:r>
+        <w:rPr>
+          <w:rFonts w:ascii="Times New Roman" w:hAnsi="Times New Roman" w:eastAsia="Times New Roman" w:cs="Times New Roman"/>
+        </w:rPr>
+        <w:t xml:space="preserve">B.</w:t>
       </w:r>
       <w:r>
         <w:rPr>
@@ -48274,7 +48371,20 @@
         <w:rPr>
           <w:rFonts w:ascii="Times New Roman" w:hAnsi="Times New Roman" w:eastAsia="Times New Roman" w:cs="Times New Roman"/>
         </w:rPr>
-        <w:t xml:space="preserve">　C.</w:t>
+        <w:t xml:space="preserve">　</w:t>
+      </w:r>
+    </w:p>
+    <w:p>
+      <w:pPr>
+        <w:pStyle w:val="BodyText"/>
+        <w:ind w:left="480" w:hanging="480"/>
+        <w:spacing w:before="0" w:after="0"/>
+      </w:pPr>
+      <w:r>
+        <w:rPr>
+          <w:rFonts w:ascii="Times New Roman" w:hAnsi="Times New Roman" w:eastAsia="Times New Roman" w:cs="Times New Roman"/>
+        </w:rPr>
+        <w:t xml:space="preserve">C.</w:t>
       </w:r>
       <w:r>
         <w:rPr>
@@ -48341,7 +48451,20 @@
         <w:rPr>
           <w:rFonts w:ascii="Times New Roman" w:hAnsi="Times New Roman" w:eastAsia="Times New Roman" w:cs="Times New Roman"/>
         </w:rPr>
-        <w:t xml:space="preserve">　D.</w:t>
+        <w:t xml:space="preserve">　</w:t>
+      </w:r>
+    </w:p>
+    <w:p>
+      <w:pPr>
+        <w:pStyle w:val="BodyText"/>
+        <w:ind w:left="480" w:hanging="480"/>
+        <w:spacing w:before="0" w:after="180"/>
+      </w:pPr>
+      <w:r>
+        <w:rPr>
+          <w:rFonts w:ascii="Times New Roman" w:hAnsi="Times New Roman" w:eastAsia="Times New Roman" w:cs="Times New Roman"/>
+        </w:rPr>
+        <w:t xml:space="preserve">D.</w:t>
       </w:r>
       <w:r>
         <w:rPr>

--- a/00-首页/题组Word/第一轮习题集/化学原理/沉淀溶解平衡习题集-教师版.docx
+++ b/00-首页/题组Word/第一轮习题集/化学原理/沉淀溶解平衡习题集-教师版.docx
@@ -68,6 +68,14 @@
         <w:tblStyle w:val="Table"/>
         <w:tblW w:type="pct" w:w="5000"/>
         <w:tblLayout w:type="fixed"/>
+        <w:tblBorders>
+          <w:top w:val="single" w:sz="12" w:space="0" w:color="000000"/>
+          <w:left w:val="none" w:sz="0" w:space="0" w:color="auto"/>
+          <w:bottom w:val="single" w:sz="12" w:space="0" w:color="000000"/>
+          <w:right w:val="none" w:sz="0" w:space="0" w:color="auto"/>
+          <w:insideH w:val="none" w:sz="0" w:space="0" w:color="auto"/>
+          <w:insideV w:val="none" w:sz="0" w:space="0" w:color="auto"/>
+        </w:tblBorders>
         <w:tblLook w:firstRow="1" w:lastRow="0" w:firstColumn="0" w:lastColumn="0" w:noHBand="0" w:noVBand="0" w:val="0020"/>
       </w:tblPr>
       <w:tblGrid>
@@ -81,7 +89,11 @@
           <w:tblHeader w:val="on"/>
         </w:trPr>
         <w:tc>
-          <w:tcPr/>
+          <w:tcPr>
+            <w:tcBorders>
+              <w:bottom w:val="single" w:sz="8" w:space="0" w:color="000000"/>
+            </w:tcBorders>
+          </w:tcPr>
           <w:p>
             <w:pPr>
               <w:pStyle w:val="Compact"/>
@@ -97,7 +109,11 @@
           </w:p>
         </w:tc>
         <w:tc>
-          <w:tcPr/>
+          <w:tcPr>
+            <w:tcBorders>
+              <w:bottom w:val="single" w:sz="8" w:space="0" w:color="000000"/>
+            </w:tcBorders>
+          </w:tcPr>
           <w:p>
             <w:pPr>
               <w:pStyle w:val="Compact"/>
@@ -113,7 +129,11 @@
           </w:p>
         </w:tc>
         <w:tc>
-          <w:tcPr/>
+          <w:tcPr>
+            <w:tcBorders>
+              <w:bottom w:val="single" w:sz="8" w:space="0" w:color="000000"/>
+            </w:tcBorders>
+          </w:tcPr>
           <w:p>
             <w:pPr>
               <w:pStyle w:val="Compact"/>
@@ -129,7 +149,11 @@
           </w:p>
         </w:tc>
         <w:tc>
-          <w:tcPr/>
+          <w:tcPr>
+            <w:tcBorders>
+              <w:bottom w:val="single" w:sz="8" w:space="0" w:color="000000"/>
+            </w:tcBorders>
+          </w:tcPr>
           <w:p>
             <w:pPr>
               <w:pStyle w:val="Compact"/>
@@ -23719,6 +23743,14 @@
       <w:tblPr>
         <w:tblStyle w:val="Table"/>
         <w:tblW w:type="auto" w:w="0"/>
+        <w:tblBorders>
+          <w:top w:val="single" w:sz="12" w:space="0" w:color="000000"/>
+          <w:left w:val="none" w:sz="0" w:space="0" w:color="auto"/>
+          <w:bottom w:val="single" w:sz="12" w:space="0" w:color="000000"/>
+          <w:right w:val="none" w:sz="0" w:space="0" w:color="auto"/>
+          <w:insideH w:val="none" w:sz="0" w:space="0" w:color="auto"/>
+          <w:insideV w:val="none" w:sz="0" w:space="0" w:color="auto"/>
+        </w:tblBorders>
         <w:tblLook w:firstRow="1" w:lastRow="0" w:firstColumn="0" w:lastColumn="0" w:noHBand="0" w:noVBand="0" w:val="0020"/>
       </w:tblPr>
       <w:tblGrid>
@@ -23732,7 +23764,11 @@
           <w:tblHeader w:val="on"/>
         </w:trPr>
         <w:tc>
-          <w:tcPr/>
+          <w:tcPr>
+            <w:tcBorders>
+              <w:bottom w:val="single" w:sz="8" w:space="0" w:color="000000"/>
+            </w:tcBorders>
+          </w:tcPr>
           <w:p>
             <w:pPr>
               <w:pStyle w:val="Compact"/>
@@ -23748,7 +23784,11 @@
           </w:p>
         </w:tc>
         <w:tc>
-          <w:tcPr/>
+          <w:tcPr>
+            <w:tcBorders>
+              <w:bottom w:val="single" w:sz="8" w:space="0" w:color="000000"/>
+            </w:tcBorders>
+          </w:tcPr>
           <w:p>
             <w:pPr>
               <w:pStyle w:val="Compact"/>
@@ -23764,7 +23804,11 @@
           </w:p>
         </w:tc>
         <w:tc>
-          <w:tcPr/>
+          <w:tcPr>
+            <w:tcBorders>
+              <w:bottom w:val="single" w:sz="8" w:space="0" w:color="000000"/>
+            </w:tcBorders>
+          </w:tcPr>
           <w:p>
             <w:pPr>
               <w:pStyle w:val="Compact"/>
@@ -23780,7 +23824,11 @@
           </w:p>
         </w:tc>
         <w:tc>
-          <w:tcPr/>
+          <w:tcPr>
+            <w:tcBorders>
+              <w:bottom w:val="single" w:sz="8" w:space="0" w:color="000000"/>
+            </w:tcBorders>
+          </w:tcPr>
           <w:p>
             <w:pPr>
               <w:pStyle w:val="Compact"/>
@@ -42270,8 +42318,8 @@
     <w:p>
       <w:pPr>
         <w:pStyle w:val="BodyText"/>
+        <w:spacing w:before="0" w:after="0"/>
         <w:ind w:left="480" w:hanging="480"/>
-        <w:spacing w:after="0"/>
       </w:pPr>
       <w:r>
         <w:rPr>
@@ -42283,8 +42331,8 @@
     <w:p>
       <w:pPr>
         <w:pStyle w:val="BodyText"/>
+        <w:spacing w:before="0" w:after="0"/>
         <w:ind w:left="480" w:hanging="480"/>
-        <w:spacing w:before="0" w:after="0"/>
       </w:pPr>
       <w:r>
         <w:rPr>
@@ -42296,8 +42344,8 @@
     <w:p>
       <w:pPr>
         <w:pStyle w:val="BodyText"/>
+        <w:spacing w:before="0" w:after="0"/>
         <w:ind w:left="480" w:hanging="480"/>
-        <w:spacing w:before="0" w:after="0"/>
       </w:pPr>
       <w:r>
         <w:rPr>
@@ -42309,8 +42357,8 @@
     <w:p>
       <w:pPr>
         <w:pStyle w:val="BodyText"/>
+        <w:spacing w:before="0" w:after="0"/>
         <w:ind w:left="480" w:hanging="480"/>
-        <w:spacing w:before="0" w:after="180"/>
       </w:pPr>
       <w:r>
         <w:rPr>
@@ -44228,8 +44276,8 @@
     <w:p>
       <w:pPr>
         <w:pStyle w:val="BodyText"/>
+        <w:spacing w:before="0" w:after="0"/>
         <w:ind w:left="480" w:hanging="480"/>
-        <w:spacing w:after="0"/>
       </w:pPr>
       <w:r>
         <w:rPr>
@@ -44275,8 +44323,8 @@
     <w:p>
       <w:pPr>
         <w:pStyle w:val="BodyText"/>
+        <w:spacing w:before="0" w:after="0"/>
         <w:ind w:left="480" w:hanging="480"/>
-        <w:spacing w:before="0" w:after="0"/>
       </w:pPr>
       <w:r>
         <w:rPr>
@@ -44322,8 +44370,8 @@
     <w:p>
       <w:pPr>
         <w:pStyle w:val="BodyText"/>
+        <w:spacing w:before="0" w:after="0"/>
         <w:ind w:left="480" w:hanging="480"/>
-        <w:spacing w:before="0" w:after="0"/>
       </w:pPr>
       <w:r>
         <w:rPr>
@@ -44375,8 +44423,8 @@
     <w:p>
       <w:pPr>
         <w:pStyle w:val="BodyText"/>
+        <w:spacing w:before="0" w:after="0"/>
         <w:ind w:left="480" w:hanging="480"/>
-        <w:spacing w:before="0" w:after="180"/>
       </w:pPr>
       <w:r>
         <w:rPr>
@@ -46560,6 +46608,7 @@
     <w:p>
       <w:pPr>
         <w:pStyle w:val="BodyText"/>
+        <w:spacing w:before="0" w:after="0"/>
       </w:pPr>
       <w:r>
         <w:rPr>
@@ -46845,6 +46894,7 @@
     <w:p>
       <w:pPr>
         <w:pStyle w:val="BodyText"/>
+        <w:spacing w:before="0" w:after="0"/>
       </w:pPr>
       <w:r>
         <w:rPr>
@@ -46918,6 +46968,7 @@
     <w:p>
       <w:pPr>
         <w:pStyle w:val="BodyText"/>
+        <w:spacing w:before="0" w:after="0"/>
       </w:pPr>
       <w:r>
         <w:rPr>
@@ -47147,6 +47198,7 @@
     <w:p>
       <w:pPr>
         <w:pStyle w:val="BodyText"/>
+        <w:spacing w:before="0" w:after="0"/>
       </w:pPr>
       <w:r>
         <w:rPr>
@@ -48250,8 +48302,8 @@
     <w:p>
       <w:pPr>
         <w:pStyle w:val="BodyText"/>
+        <w:spacing w:before="0" w:after="0"/>
         <w:ind w:left="480" w:hanging="480"/>
-        <w:spacing w:after="0"/>
       </w:pPr>
       <w:r>
         <w:rPr>
@@ -48306,8 +48358,8 @@
     <w:p>
       <w:pPr>
         <w:pStyle w:val="BodyText"/>
+        <w:spacing w:before="0" w:after="0"/>
         <w:ind w:left="480" w:hanging="480"/>
-        <w:spacing w:before="0" w:after="0"/>
       </w:pPr>
       <w:r>
         <w:rPr>
@@ -48377,8 +48429,8 @@
     <w:p>
       <w:pPr>
         <w:pStyle w:val="BodyText"/>
+        <w:spacing w:before="0" w:after="0"/>
         <w:ind w:left="480" w:hanging="480"/>
-        <w:spacing w:before="0" w:after="0"/>
       </w:pPr>
       <w:r>
         <w:rPr>
@@ -48457,8 +48509,8 @@
     <w:p>
       <w:pPr>
         <w:pStyle w:val="BodyText"/>
+        <w:spacing w:before="0" w:after="0"/>
         <w:ind w:left="480" w:hanging="480"/>
-        <w:spacing w:before="0" w:after="180"/>
       </w:pPr>
       <w:r>
         <w:rPr>
@@ -55056,6 +55108,14 @@
       <w:tblPr>
         <w:tblStyle w:val="Table"/>
         <w:tblW w:type="auto" w:w="0"/>
+        <w:tblBorders>
+          <w:top w:val="single" w:sz="12" w:space="0" w:color="000000"/>
+          <w:left w:val="none" w:sz="0" w:space="0" w:color="auto"/>
+          <w:bottom w:val="single" w:sz="12" w:space="0" w:color="000000"/>
+          <w:right w:val="none" w:sz="0" w:space="0" w:color="auto"/>
+          <w:insideH w:val="none" w:sz="0" w:space="0" w:color="auto"/>
+          <w:insideV w:val="none" w:sz="0" w:space="0" w:color="auto"/>
+        </w:tblBorders>
         <w:tblLook w:firstRow="1" w:lastRow="0" w:firstColumn="0" w:lastColumn="0" w:noHBand="0" w:noVBand="0" w:val="0020"/>
       </w:tblPr>
       <w:tblGrid>
@@ -55068,7 +55128,11 @@
           <w:tblHeader w:val="on"/>
         </w:trPr>
         <w:tc>
-          <w:tcPr/>
+          <w:tcPr>
+            <w:tcBorders>
+              <w:bottom w:val="single" w:sz="8" w:space="0" w:color="000000"/>
+            </w:tcBorders>
+          </w:tcPr>
           <w:p>
             <w:pPr>
               <w:pStyle w:val="Compact"/>
@@ -55084,7 +55148,11 @@
           </w:p>
         </w:tc>
         <w:tc>
-          <w:tcPr/>
+          <w:tcPr>
+            <w:tcBorders>
+              <w:bottom w:val="single" w:sz="8" w:space="0" w:color="000000"/>
+            </w:tcBorders>
+          </w:tcPr>
           <w:p>
             <w:pPr>
               <w:pStyle w:val="Compact"/>
@@ -55100,7 +55168,11 @@
           </w:p>
         </w:tc>
         <w:tc>
-          <w:tcPr/>
+          <w:tcPr>
+            <w:tcBorders>
+              <w:bottom w:val="single" w:sz="8" w:space="0" w:color="000000"/>
+            </w:tcBorders>
+          </w:tcPr>
           <w:p>
             <w:pPr>
               <w:pStyle w:val="Compact"/>
@@ -60147,7 +60219,7 @@
     <ns0:rPr>
       <ns0:rFonts ns0:ascii="Times New Roman" ns0:cs="Times New Roman" ns0:eastAsia="SimHei" ns0:hAnsi="Times New Roman"/>
       <ns0:b/>
-      <ns0:color ns0:val="17324D"/>
+      <ns0:color ns0:val="000000"/>
       <ns0:sz ns0:val="44"/>
       <ns0:szCs ns0:val="56"/>
     </ns0:rPr>
@@ -60289,7 +60361,7 @@
     <ns0:rPr>
       <ns0:rFonts ns0:ascii="Times New Roman" ns0:cs="Times New Roman" ns0:eastAsia="SimHei" ns0:hAnsi="Times New Roman"/>
       <ns0:b/>
-      <ns0:color ns0:val="17324D"/>
+      <ns0:color ns0:val="000000"/>
       <ns0:sz ns0:val="32"/>
       <ns0:szCs ns0:val="40"/>
     </ns0:rPr>
@@ -60313,7 +60385,7 @@
     <ns0:rPr>
       <ns0:rFonts ns0:ascii="Times New Roman" ns0:cs="Times New Roman" ns0:eastAsia="SimHei" ns0:hAnsi="Times New Roman"/>
       <ns0:b/>
-      <ns0:color ns0:val="17324D"/>
+      <ns0:color ns0:val="000000"/>
       <ns0:sz ns0:val="28"/>
       <ns0:szCs ns0:val="32"/>
     </ns0:rPr>
@@ -60337,7 +60409,7 @@
     <ns0:rPr>
       <ns0:rFonts ns0:ascii="Times New Roman" ns0:cs="Times New Roman" ns0:eastAsia="SimHei" ns0:hAnsi="Times New Roman"/>
       <ns0:b/>
-      <ns0:color ns0:val="17324D"/>
+      <ns0:color ns0:val="000000"/>
       <ns0:sz ns0:val="25"/>
       <ns0:szCs ns0:val="28"/>
     </ns0:rPr>
